--- a/documentation/OCP_Platform_Monitoring_Setup_Guide.docx
+++ b/documentation/OCP_Platform_Monitoring_Setup_Guide.docx
@@ -7,17 +7,12 @@
         <w:pStyle w:val="Heading1"/>
       </w:pPr>
       <w:r>
-        <w:t>OpenShift Platform Monitoring via Thanos Querier</w:t>
+        <w:t>OpenShift Container Platform (OCP) Monitoring via Thanos Querier</w:t>
       </w:r>
     </w:p>
     <w:p>
       <w:r>
-        <w:t>Setup guide for monitoring OpenShift platform health using LogicMonitor DataSources that query the Thanos Querier API. These DataSources monitor ClusterOperator health, API server performance, pod failure states, CRI-O image pull rates, and HAProxy ingress latency across OpenShift clusters.</w:t>
-      </w:r>
-    </w:p>
-    <w:p>
-      <w:r>
-        <w:t>This uses the same Thanos Querier integration pattern as the KubeVirt and etcd monitoring suites. If you already have a device with openshift.thanos.* properties configured, skip to Step 2.</w:t>
+        <w:t>Setup guide for monitoring the OpenShift Container Platform using LogicMonitor DataSources that query the Thanos Querier API. Covers operators, API server, scheduler, controller manager, kubelet, certificates, DNS, networking, pods, CPU throttling, monitoring stack health, resource quotas, image pulls, and ingress.</w:t>
       </w:r>
     </w:p>
     <w:p>
@@ -62,14 +57,6 @@
     </w:p>
     <w:p>
       <w:pPr>
-        <w:pStyle w:val="ListBullet"/>
-      </w:pPr>
-      <w:r>
-        <w:t>No additional operators or components required -- all monitored metrics come from core OpenShift components</w:t>
-      </w:r>
-    </w:p>
-    <w:p>
-      <w:pPr>
         <w:pStyle w:val="Heading2"/>
       </w:pPr>
       <w:r>
@@ -78,12 +65,12 @@
     </w:p>
     <w:p>
       <w:r>
-        <w:t>6 DataSources with 32 datapoints and built-in alert thresholds:</w:t>
+        <w:t>15 DataSources with 90 datapoints and built-in alert thresholds:</w:t>
       </w:r>
     </w:p>
     <w:tbl>
       <w:tblPr>
-        <w:tblStyle w:val="LightGrid-Accent1"/>
+        <w:tblStyle w:val="TableGrid"/>
         <w:tblW w:type="auto" w:w="0"/>
         <w:tblLook w:firstColumn="1" w:firstRow="1" w:lastColumn="0" w:lastRow="0" w:noHBand="0" w:noVBand="1" w:val="04A0"/>
       </w:tblPr>
@@ -172,7 +159,7 @@
           </w:tcPr>
           <w:p>
             <w:r>
-              <w:t>Per-operator Available, Degraded, Progressing, Upgradeable</w:t>
+              <w:t>Per-operator conditions</w:t>
             </w:r>
           </w:p>
         </w:tc>
@@ -214,7 +201,7 @@
           </w:tcPr>
           <w:p>
             <w:r>
-              <w:t>Cluster-wide operator degraded/unavailable counts</w:t>
+              <w:t>Cluster-wide operator counts</w:t>
             </w:r>
           </w:p>
         </w:tc>
@@ -246,7 +233,7 @@
           </w:tcPr>
           <w:p>
             <w:r>
-              <w:t>7</w:t>
+              <w:t>8</w:t>
             </w:r>
           </w:p>
         </w:tc>
@@ -256,7 +243,7 @@
           </w:tcPr>
           <w:p>
             <w:r>
-              <w:t>Request rate, p99 latency, inflight, 429s, terminations</w:t>
+              <w:t>Request rate, latency, inflight</w:t>
             </w:r>
           </w:p>
         </w:tc>
@@ -298,7 +285,7 @@
           </w:tcPr>
           <w:p>
             <w:r>
-              <w:t>Pod failure counts by reason (CrashLoopBackOff, OOMKilled, etc.)</w:t>
+              <w:t>Pod failure states by reason</w:t>
             </w:r>
           </w:p>
         </w:tc>
@@ -340,7 +327,7 @@
           </w:tcPr>
           <w:p>
             <w:r>
-              <w:t>CRI-O pull success/failure rates, pull duration p99</w:t>
+              <w:t>CRI-O pull rates and failures</w:t>
             </w:r>
           </w:p>
         </w:tc>
@@ -382,7 +369,385 @@
           </w:tcPr>
           <w:p>
             <w:r>
-              <w:t>HAProxy request rate, response time, errors, backend status</w:t>
+              <w:t>HAProxy request rate, latency, errors</w:t>
+            </w:r>
+          </w:p>
+        </w:tc>
+      </w:tr>
+      <w:tr>
+        <w:tc>
+          <w:tcPr>
+            <w:tcW w:type="dxa" w:w="2160"/>
+          </w:tcPr>
+          <w:p>
+            <w:r>
+              <w:t>OCP_Certificate_Health</w:t>
+            </w:r>
+          </w:p>
+        </w:tc>
+        <w:tc>
+          <w:tcPr>
+            <w:tcW w:type="dxa" w:w="2160"/>
+          </w:tcPr>
+          <w:p>
+            <w:r>
+              <w:t>1 (cluster)</w:t>
+            </w:r>
+          </w:p>
+        </w:tc>
+        <w:tc>
+          <w:tcPr>
+            <w:tcW w:type="dxa" w:w="2160"/>
+          </w:tcPr>
+          <w:p>
+            <w:r>
+              <w:t>4</w:t>
+            </w:r>
+          </w:p>
+        </w:tc>
+        <w:tc>
+          <w:tcPr>
+            <w:tcW w:type="dxa" w:w="2160"/>
+          </w:tcPr>
+          <w:p>
+            <w:r>
+              <w:t>Certificate expiry, TLS errors</w:t>
+            </w:r>
+          </w:p>
+        </w:tc>
+      </w:tr>
+      <w:tr>
+        <w:tc>
+          <w:tcPr>
+            <w:tcW w:type="dxa" w:w="2160"/>
+          </w:tcPr>
+          <w:p>
+            <w:r>
+              <w:t>OCP_Controller_Manager</w:t>
+            </w:r>
+          </w:p>
+        </w:tc>
+        <w:tc>
+          <w:tcPr>
+            <w:tcW w:type="dxa" w:w="2160"/>
+          </w:tcPr>
+          <w:p>
+            <w:r>
+              <w:t>1 (controller)</w:t>
+            </w:r>
+          </w:p>
+        </w:tc>
+        <w:tc>
+          <w:tcPr>
+            <w:tcW w:type="dxa" w:w="2160"/>
+          </w:tcPr>
+          <w:p>
+            <w:r>
+              <w:t>6</w:t>
+            </w:r>
+          </w:p>
+        </w:tc>
+        <w:tc>
+          <w:tcPr>
+            <w:tcW w:type="dxa" w:w="2160"/>
+          </w:tcPr>
+          <w:p>
+            <w:r>
+              <w:t>Work queue, retries, duration</w:t>
+            </w:r>
+          </w:p>
+        </w:tc>
+      </w:tr>
+      <w:tr>
+        <w:tc>
+          <w:tcPr>
+            <w:tcW w:type="dxa" w:w="2160"/>
+          </w:tcPr>
+          <w:p>
+            <w:r>
+              <w:t>OCP_Scheduler_Performance</w:t>
+            </w:r>
+          </w:p>
+        </w:tc>
+        <w:tc>
+          <w:tcPr>
+            <w:tcW w:type="dxa" w:w="2160"/>
+          </w:tcPr>
+          <w:p>
+            <w:r>
+              <w:t>1 (scheduler)</w:t>
+            </w:r>
+          </w:p>
+        </w:tc>
+        <w:tc>
+          <w:tcPr>
+            <w:tcW w:type="dxa" w:w="2160"/>
+          </w:tcPr>
+          <w:p>
+            <w:r>
+              <w:t>7</w:t>
+            </w:r>
+          </w:p>
+        </w:tc>
+        <w:tc>
+          <w:tcPr>
+            <w:tcW w:type="dxa" w:w="2160"/>
+          </w:tcPr>
+          <w:p>
+            <w:r>
+              <w:t>Pending pods, scheduling latency</w:t>
+            </w:r>
+          </w:p>
+        </w:tc>
+      </w:tr>
+      <w:tr>
+        <w:tc>
+          <w:tcPr>
+            <w:tcW w:type="dxa" w:w="2160"/>
+          </w:tcPr>
+          <w:p>
+            <w:r>
+              <w:t>OCP_CPU_Throttling</w:t>
+            </w:r>
+          </w:p>
+        </w:tc>
+        <w:tc>
+          <w:tcPr>
+            <w:tcW w:type="dxa" w:w="2160"/>
+          </w:tcPr>
+          <w:p>
+            <w:r>
+              <w:t>1 (cluster)</w:t>
+            </w:r>
+          </w:p>
+        </w:tc>
+        <w:tc>
+          <w:tcPr>
+            <w:tcW w:type="dxa" w:w="2160"/>
+          </w:tcPr>
+          <w:p>
+            <w:r>
+              <w:t>5</w:t>
+            </w:r>
+          </w:p>
+        </w:tc>
+        <w:tc>
+          <w:tcPr>
+            <w:tcW w:type="dxa" w:w="2160"/>
+          </w:tcPr>
+          <w:p>
+            <w:r>
+              <w:t>Throttled periods, ratio, seconds</w:t>
+            </w:r>
+          </w:p>
+        </w:tc>
+      </w:tr>
+      <w:tr>
+        <w:tc>
+          <w:tcPr>
+            <w:tcW w:type="dxa" w:w="2160"/>
+          </w:tcPr>
+          <w:p>
+            <w:r>
+              <w:t>OCP_Monitoring_Health</w:t>
+            </w:r>
+          </w:p>
+        </w:tc>
+        <w:tc>
+          <w:tcPr>
+            <w:tcW w:type="dxa" w:w="2160"/>
+          </w:tcPr>
+          <w:p>
+            <w:r>
+              <w:t>1 (monitoring)</w:t>
+            </w:r>
+          </w:p>
+        </w:tc>
+        <w:tc>
+          <w:tcPr>
+            <w:tcW w:type="dxa" w:w="2160"/>
+          </w:tcPr>
+          <w:p>
+            <w:r>
+              <w:t>6</w:t>
+            </w:r>
+          </w:p>
+        </w:tc>
+        <w:tc>
+          <w:tcPr>
+            <w:tcW w:type="dxa" w:w="2160"/>
+          </w:tcPr>
+          <w:p>
+            <w:r>
+              <w:t>Prometheus up, TSDB, targets down</w:t>
+            </w:r>
+          </w:p>
+        </w:tc>
+      </w:tr>
+      <w:tr>
+        <w:tc>
+          <w:tcPr>
+            <w:tcW w:type="dxa" w:w="2160"/>
+          </w:tcPr>
+          <w:p>
+            <w:r>
+              <w:t>OCP_Kubelet_Health</w:t>
+            </w:r>
+          </w:p>
+        </w:tc>
+        <w:tc>
+          <w:tcPr>
+            <w:tcW w:type="dxa" w:w="2160"/>
+          </w:tcPr>
+          <w:p>
+            <w:r>
+              <w:t>Per node (~8-10)</w:t>
+            </w:r>
+          </w:p>
+        </w:tc>
+        <w:tc>
+          <w:tcPr>
+            <w:tcW w:type="dxa" w:w="2160"/>
+          </w:tcPr>
+          <w:p>
+            <w:r>
+              <w:t>7</w:t>
+            </w:r>
+          </w:p>
+        </w:tc>
+        <w:tc>
+          <w:tcPr>
+            <w:tcW w:type="dxa" w:w="2160"/>
+          </w:tcPr>
+          <w:p>
+            <w:r>
+              <w:t>PLEG relist, runtime errors, pod start</w:t>
+            </w:r>
+          </w:p>
+        </w:tc>
+      </w:tr>
+      <w:tr>
+        <w:tc>
+          <w:tcPr>
+            <w:tcW w:type="dxa" w:w="2160"/>
+          </w:tcPr>
+          <w:p>
+            <w:r>
+              <w:t>OCP_CoreDNS_Health</w:t>
+            </w:r>
+          </w:p>
+        </w:tc>
+        <w:tc>
+          <w:tcPr>
+            <w:tcW w:type="dxa" w:w="2160"/>
+          </w:tcPr>
+          <w:p>
+            <w:r>
+              <w:t>1 (cluster)</w:t>
+            </w:r>
+          </w:p>
+        </w:tc>
+        <w:tc>
+          <w:tcPr>
+            <w:tcW w:type="dxa" w:w="2160"/>
+          </w:tcPr>
+          <w:p>
+            <w:r>
+              <w:t>7</w:t>
+            </w:r>
+          </w:p>
+        </w:tc>
+        <w:tc>
+          <w:tcPr>
+            <w:tcW w:type="dxa" w:w="2160"/>
+          </w:tcPr>
+          <w:p>
+            <w:r>
+              <w:t>DNS request rate, latency, errors</w:t>
+            </w:r>
+          </w:p>
+        </w:tc>
+      </w:tr>
+      <w:tr>
+        <w:tc>
+          <w:tcPr>
+            <w:tcW w:type="dxa" w:w="2160"/>
+          </w:tcPr>
+          <w:p>
+            <w:r>
+              <w:t>OCP_OVN_Network_Health</w:t>
+            </w:r>
+          </w:p>
+        </w:tc>
+        <w:tc>
+          <w:tcPr>
+            <w:tcW w:type="dxa" w:w="2160"/>
+          </w:tcPr>
+          <w:p>
+            <w:r>
+              <w:t>1 (cluster)</w:t>
+            </w:r>
+          </w:p>
+        </w:tc>
+        <w:tc>
+          <w:tcPr>
+            <w:tcW w:type="dxa" w:w="2160"/>
+          </w:tcPr>
+          <w:p>
+            <w:r>
+              <w:t>7</w:t>
+            </w:r>
+          </w:p>
+        </w:tc>
+        <w:tc>
+          <w:tcPr>
+            <w:tcW w:type="dxa" w:w="2160"/>
+          </w:tcPr>
+          <w:p>
+            <w:r>
+              <w:t>CNI latency, OVS drops/errors, DB conn</w:t>
+            </w:r>
+          </w:p>
+        </w:tc>
+      </w:tr>
+      <w:tr>
+        <w:tc>
+          <w:tcPr>
+            <w:tcW w:type="dxa" w:w="2160"/>
+          </w:tcPr>
+          <w:p>
+            <w:r>
+              <w:t>OCP_ResourceQuota_Usage</w:t>
+            </w:r>
+          </w:p>
+        </w:tc>
+        <w:tc>
+          <w:tcPr>
+            <w:tcW w:type="dxa" w:w="2160"/>
+          </w:tcPr>
+          <w:p>
+            <w:r>
+              <w:t>Per namespace with quotas</w:t>
+            </w:r>
+          </w:p>
+        </w:tc>
+        <w:tc>
+          <w:tcPr>
+            <w:tcW w:type="dxa" w:w="2160"/>
+          </w:tcPr>
+          <w:p>
+            <w:r>
+              <w:t>8</w:t>
+            </w:r>
+          </w:p>
+        </w:tc>
+        <w:tc>
+          <w:tcPr>
+            <w:tcW w:type="dxa" w:w="2160"/>
+          </w:tcPr>
+          <w:p>
+            <w:r>
+              <w:t>CPU/memory/pods used vs limits</w:t>
             </w:r>
           </w:p>
         </w:tc>
@@ -399,7 +764,7 @@
         <w:pStyle w:val="ListBullet"/>
       </w:pPr>
       <w:r>
-        <w:t>Operator unavailable (available &lt; 1)</w:t>
+        <w:t>Operator degraded or unavailable</w:t>
       </w:r>
     </w:p>
     <w:p>
@@ -407,7 +772,7 @@
         <w:pStyle w:val="ListBullet"/>
       </w:pPr>
       <w:r>
-        <w:t>Operator degraded (degraded &gt; 0)</w:t>
+        <w:t>API server 5xx errors &gt; 10/sec</w:t>
       </w:r>
     </w:p>
     <w:p>
@@ -423,7 +788,7 @@
         <w:pStyle w:val="ListBullet"/>
       </w:pPr>
       <w:r>
-        <w:t>API server in-flight mutating &gt; 400</w:t>
+        <w:t>Pods in CrashLoopBackOff, OOMKilled, or Failed</w:t>
       </w:r>
     </w:p>
     <w:p>
@@ -431,7 +796,7 @@
         <w:pStyle w:val="ListBullet"/>
       </w:pPr>
       <w:r>
-        <w:t>API server rate-limited 429s &gt; 0</w:t>
+        <w:t>CPU throttle ratio &gt; 25%</w:t>
       </w:r>
     </w:p>
     <w:p>
@@ -439,7 +804,7 @@
         <w:pStyle w:val="ListBullet"/>
       </w:pPr>
       <w:r>
-        <w:t>Pods in CrashLoopBackOff &gt; 0</w:t>
+        <w:t>Kubelet PLEG relist p99 &gt; 5000ms</w:t>
       </w:r>
     </w:p>
     <w:p>
@@ -447,7 +812,7 @@
         <w:pStyle w:val="ListBullet"/>
       </w:pPr>
       <w:r>
-        <w:t>Pods in ImagePullBackOff &gt; 0</w:t>
+        <w:t>DNS SERVFAIL rate &gt; 0</w:t>
       </w:r>
     </w:p>
     <w:p>
@@ -455,7 +820,7 @@
         <w:pStyle w:val="ListBullet"/>
       </w:pPr>
       <w:r>
-        <w:t>Pods OOMKilled &gt; 0</w:t>
+        <w:t>OVS packet drops &gt; 0</w:t>
       </w:r>
     </w:p>
     <w:p>
@@ -463,7 +828,7 @@
         <w:pStyle w:val="ListBullet"/>
       </w:pPr>
       <w:r>
-        <w:t>Image pull failures &gt; 0</w:t>
+        <w:t>Certificate expiry approaching</w:t>
       </w:r>
     </w:p>
     <w:p>
@@ -471,31 +836,7 @@
         <w:pStyle w:val="ListBullet"/>
       </w:pPr>
       <w:r>
-        <w:t>Image pull duration p99 &gt; 30s</w:t>
-      </w:r>
-    </w:p>
-    <w:p>
-      <w:pPr>
-        <w:pStyle w:val="ListBullet"/>
-      </w:pPr>
-      <w:r>
-        <w:t>Route backend down (backend_up &lt; 1)</w:t>
-      </w:r>
-    </w:p>
-    <w:p>
-      <w:pPr>
-        <w:pStyle w:val="ListBullet"/>
-      </w:pPr>
-      <w:r>
-        <w:t>Route 5xx error rate &gt; 10/sec</w:t>
-      </w:r>
-    </w:p>
-    <w:p>
-      <w:pPr>
-        <w:pStyle w:val="ListBullet"/>
-      </w:pPr>
-      <w:r>
-        <w:t>Route response time &gt; 5000ms</w:t>
+        <w:t>Resource quota utilization &gt; 90%</w:t>
       </w:r>
     </w:p>
     <w:p>
@@ -572,7 +913,8 @@
     </w:p>
     <w:p>
       <w:r>
-        <w:t>The cluster-monitoring-view role provides read-only access to all monitoring metrics via the Thanos Querier API, including OCP platform metrics, etcd, and kube-state-metrics. It does not grant write access or access to non-monitoring resources.</w:t>
+        <w:br/>
+        <w:t>The cluster-monitoring-view role provides read-only access to all monitoring metrics via the Thanos Querier API.</w:t>
       </w:r>
     </w:p>
     <w:p>
@@ -593,62 +935,8 @@
     </w:p>
     <w:p>
       <w:r>
-        <w:t>The token is printed to stdout. Copy it immediately and store it securely. The duration flag creates a token valid for 1 year. Set a calendar reminder 30 days before expiration to rotate.</w:t>
-      </w:r>
-    </w:p>
-    <w:p>
-      <w:pPr>
-        <w:pStyle w:val="Heading3"/>
-      </w:pPr>
-      <w:r>
-        <w:t>1.4 Verify Connectivity</w:t>
-      </w:r>
-    </w:p>
-    <w:p>
-      <w:r>
-        <w:t>Test that the token works against OCP platform metrics:</w:t>
-      </w:r>
-    </w:p>
-    <w:p>
-      <w:pPr>
-        <w:pStyle w:val="NoSpacing"/>
-      </w:pPr>
-      <w:r>
-        <w:t>THANOS_HOST=$(oc get route thanos-querier -n openshift-monitoring -o jsonpath='{.spec.host}')</w:t>
-      </w:r>
-    </w:p>
-    <w:p>
-      <w:pPr>
-        <w:pStyle w:val="NoSpacing"/>
-      </w:pPr>
-      <w:r>
-        <w:t>TOKEN="&lt;paste-your-token&gt;"</w:t>
-      </w:r>
-    </w:p>
-    <w:p>
-      <w:pPr>
-        <w:pStyle w:val="NoSpacing"/>
-      </w:pPr>
-    </w:p>
-    <w:p>
-      <w:pPr>
-        <w:pStyle w:val="NoSpacing"/>
-      </w:pPr>
-      <w:r>
-        <w:t>curl -sk -H "Authorization: Bearer ${TOKEN}" \</w:t>
-      </w:r>
-    </w:p>
-    <w:p>
-      <w:pPr>
-        <w:pStyle w:val="NoSpacing"/>
-      </w:pPr>
-      <w:r>
-        <w:t xml:space="preserve">  "https://${THANOS_HOST}/api/v1/query?query=cluster_operator_conditions" | python3 -m json.tool</w:t>
-      </w:r>
-    </w:p>
-    <w:p>
-      <w:r>
-        <w:t>Expected: JSON with "status": "success" and a data.result array containing entries for each operator/condition combination. A healthy OCP 4.x cluster typically returns 30-35 operators with 4 conditions each (Available, Degraded, Progressing, Upgradeable).</w:t>
+        <w:br/>
+        <w:t>The token is printed to stdout. Copy it immediately and store it securely. The duration flag creates a token valid for 1 year.</w:t>
       </w:r>
     </w:p>
     <w:p>
@@ -661,12 +949,53 @@
     </w:p>
     <w:p>
       <w:r>
-        <w:t>Import the 6 OCP DataSource JSON files provided with this guide:</w:t>
+        <w:t>Import the 15 OCP DataSource JSON files:</w:t>
       </w:r>
     </w:p>
+    <w:p>
+      <w:pPr>
+        <w:pStyle w:val="ListNumber"/>
+      </w:pPr>
+      <w:r>
+        <w:t>Log in to your LogicMonitor portal</w:t>
+      </w:r>
+    </w:p>
+    <w:p>
+      <w:pPr>
+        <w:pStyle w:val="ListNumber"/>
+      </w:pPr>
+      <w:r>
+        <w:t>Navigate to Settings &gt; LogicModules &gt; DataSources</w:t>
+      </w:r>
+    </w:p>
+    <w:p>
+      <w:pPr>
+        <w:pStyle w:val="ListNumber"/>
+      </w:pPr>
+      <w:r>
+        <w:t>Click Add &gt; Import</w:t>
+      </w:r>
+    </w:p>
+    <w:p>
+      <w:pPr>
+        <w:pStyle w:val="ListNumber"/>
+      </w:pPr>
+      <w:r>
+        <w:t>Select a JSON file and click Import</w:t>
+      </w:r>
+    </w:p>
+    <w:p>
+      <w:pPr>
+        <w:pStyle w:val="ListNumber"/>
+      </w:pPr>
+      <w:r>
+        <w:t>Repeat for all 15 files</w:t>
+      </w:r>
+    </w:p>
+    <w:p/>
     <w:tbl>
       <w:tblPr>
-        <w:tblStyle w:val="LightGrid-Accent1"/>
+        <w:tblStyle w:val="TableGrid"/>
         <w:tblW w:type="auto" w:w="0"/>
         <w:tblLook w:firstColumn="1" w:firstRow="1" w:lastColumn="0" w:lastRow="0" w:noHBand="0" w:noVBand="1" w:val="04A0"/>
       </w:tblPr>
@@ -713,7 +1042,7 @@
           </w:tcPr>
           <w:p>
             <w:r>
-              <w:t>Per-operator health conditions (4 datapoints)</w:t>
+              <w:t>Per-operator health conditions</w:t>
             </w:r>
           </w:p>
         </w:tc>
@@ -735,7 +1064,7 @@
           </w:tcPr>
           <w:p>
             <w:r>
-              <w:t>Cluster-wide operator degraded/unavailable counts (3 datapoints)</w:t>
+              <w:t>Cluster-wide operator health summary</w:t>
             </w:r>
           </w:p>
         </w:tc>
@@ -757,7 +1086,7 @@
           </w:tcPr>
           <w:p>
             <w:r>
-              <w:t>API server request rate, latency, inflight, errors (7 datapoints)</w:t>
+              <w:t>API server request and latency metrics</w:t>
             </w:r>
           </w:p>
         </w:tc>
@@ -779,7 +1108,7 @@
           </w:tcPr>
           <w:p>
             <w:r>
-              <w:t>Cluster-wide pod failure counts by reason (7 datapoints)</w:t>
+              <w:t>Cluster-wide pod failure counts</w:t>
             </w:r>
           </w:p>
         </w:tc>
@@ -801,7 +1130,7 @@
           </w:tcPr>
           <w:p>
             <w:r>
-              <w:t>Per-node CRI-O pull rates and cluster pull failures (5 datapoints)</w:t>
+              <w:t>Image pull rates and failures</w:t>
             </w:r>
           </w:p>
         </w:tc>
@@ -823,58 +1152,210 @@
           </w:tcPr>
           <w:p>
             <w:r>
-              <w:t>Per-route HAProxy request rate, latency, errors (6 datapoints)</w:t>
+              <w:t>Per-route HAProxy performance</w:t>
+            </w:r>
+          </w:p>
+        </w:tc>
+      </w:tr>
+      <w:tr>
+        <w:tc>
+          <w:tcPr>
+            <w:tcW w:type="dxa" w:w="4320"/>
+          </w:tcPr>
+          <w:p>
+            <w:r>
+              <w:t>OCP_Certificate_Health.json</w:t>
+            </w:r>
+          </w:p>
+        </w:tc>
+        <w:tc>
+          <w:tcPr>
+            <w:tcW w:type="dxa" w:w="4320"/>
+          </w:tcPr>
+          <w:p>
+            <w:r>
+              <w:t>Certificate expiry and TLS errors</w:t>
+            </w:r>
+          </w:p>
+        </w:tc>
+      </w:tr>
+      <w:tr>
+        <w:tc>
+          <w:tcPr>
+            <w:tcW w:type="dxa" w:w="4320"/>
+          </w:tcPr>
+          <w:p>
+            <w:r>
+              <w:t>OCP_Controller_Manager.json</w:t>
+            </w:r>
+          </w:p>
+        </w:tc>
+        <w:tc>
+          <w:tcPr>
+            <w:tcW w:type="dxa" w:w="4320"/>
+          </w:tcPr>
+          <w:p>
+            <w:r>
+              <w:t>Controller manager work queue health</w:t>
+            </w:r>
+          </w:p>
+        </w:tc>
+      </w:tr>
+      <w:tr>
+        <w:tc>
+          <w:tcPr>
+            <w:tcW w:type="dxa" w:w="4320"/>
+          </w:tcPr>
+          <w:p>
+            <w:r>
+              <w:t>OCP_Scheduler_Performance.json</w:t>
+            </w:r>
+          </w:p>
+        </w:tc>
+        <w:tc>
+          <w:tcPr>
+            <w:tcW w:type="dxa" w:w="4320"/>
+          </w:tcPr>
+          <w:p>
+            <w:r>
+              <w:t>Scheduler pending pods and latency</w:t>
+            </w:r>
+          </w:p>
+        </w:tc>
+      </w:tr>
+      <w:tr>
+        <w:tc>
+          <w:tcPr>
+            <w:tcW w:type="dxa" w:w="4320"/>
+          </w:tcPr>
+          <w:p>
+            <w:r>
+              <w:t>OCP_CPU_Throttling.json</w:t>
+            </w:r>
+          </w:p>
+        </w:tc>
+        <w:tc>
+          <w:tcPr>
+            <w:tcW w:type="dxa" w:w="4320"/>
+          </w:tcPr>
+          <w:p>
+            <w:r>
+              <w:t>CPU throttling ratios and rates</w:t>
+            </w:r>
+          </w:p>
+        </w:tc>
+      </w:tr>
+      <w:tr>
+        <w:tc>
+          <w:tcPr>
+            <w:tcW w:type="dxa" w:w="4320"/>
+          </w:tcPr>
+          <w:p>
+            <w:r>
+              <w:t>OCP_Monitoring_Health.json</w:t>
+            </w:r>
+          </w:p>
+        </w:tc>
+        <w:tc>
+          <w:tcPr>
+            <w:tcW w:type="dxa" w:w="4320"/>
+          </w:tcPr>
+          <w:p>
+            <w:r>
+              <w:t>Prometheus and monitoring stack health</w:t>
+            </w:r>
+          </w:p>
+        </w:tc>
+      </w:tr>
+      <w:tr>
+        <w:tc>
+          <w:tcPr>
+            <w:tcW w:type="dxa" w:w="4320"/>
+          </w:tcPr>
+          <w:p>
+            <w:r>
+              <w:t>OCP_Kubelet_Health.json</w:t>
+            </w:r>
+          </w:p>
+        </w:tc>
+        <w:tc>
+          <w:tcPr>
+            <w:tcW w:type="dxa" w:w="4320"/>
+          </w:tcPr>
+          <w:p>
+            <w:r>
+              <w:t>Per-node kubelet health</w:t>
+            </w:r>
+          </w:p>
+        </w:tc>
+      </w:tr>
+      <w:tr>
+        <w:tc>
+          <w:tcPr>
+            <w:tcW w:type="dxa" w:w="4320"/>
+          </w:tcPr>
+          <w:p>
+            <w:r>
+              <w:t>OCP_CoreDNS_Health.json</w:t>
+            </w:r>
+          </w:p>
+        </w:tc>
+        <w:tc>
+          <w:tcPr>
+            <w:tcW w:type="dxa" w:w="4320"/>
+          </w:tcPr>
+          <w:p>
+            <w:r>
+              <w:t>Cluster DNS health</w:t>
+            </w:r>
+          </w:p>
+        </w:tc>
+      </w:tr>
+      <w:tr>
+        <w:tc>
+          <w:tcPr>
+            <w:tcW w:type="dxa" w:w="4320"/>
+          </w:tcPr>
+          <w:p>
+            <w:r>
+              <w:t>OCP_OVN_Network_Health.json</w:t>
+            </w:r>
+          </w:p>
+        </w:tc>
+        <w:tc>
+          <w:tcPr>
+            <w:tcW w:type="dxa" w:w="4320"/>
+          </w:tcPr>
+          <w:p>
+            <w:r>
+              <w:t>OVN-Kubernetes network health</w:t>
+            </w:r>
+          </w:p>
+        </w:tc>
+      </w:tr>
+      <w:tr>
+        <w:tc>
+          <w:tcPr>
+            <w:tcW w:type="dxa" w:w="4320"/>
+          </w:tcPr>
+          <w:p>
+            <w:r>
+              <w:t>OCP_ResourceQuota_Usage.json</w:t>
+            </w:r>
+          </w:p>
+        </w:tc>
+        <w:tc>
+          <w:tcPr>
+            <w:tcW w:type="dxa" w:w="4320"/>
+          </w:tcPr>
+          <w:p>
+            <w:r>
+              <w:t>Per-namespace resource quota usage</w:t>
             </w:r>
           </w:p>
         </w:tc>
       </w:tr>
     </w:tbl>
-    <w:p/>
-    <w:p>
-      <w:pPr>
-        <w:pStyle w:val="ListNumber"/>
-      </w:pPr>
-      <w:r>
-        <w:t>Log in to your LogicMonitor portal</w:t>
-      </w:r>
-    </w:p>
-    <w:p>
-      <w:pPr>
-        <w:pStyle w:val="ListNumber"/>
-      </w:pPr>
-      <w:r>
-        <w:t>Navigate to Settings &gt; DataSources</w:t>
-      </w:r>
-    </w:p>
-    <w:p>
-      <w:pPr>
-        <w:pStyle w:val="ListNumber"/>
-      </w:pPr>
-      <w:r>
-        <w:t>Click Add &gt; Import</w:t>
-      </w:r>
-    </w:p>
-    <w:p>
-      <w:pPr>
-        <w:pStyle w:val="ListNumber"/>
-      </w:pPr>
-      <w:r>
-        <w:t>Select a JSON file and click Import</w:t>
-      </w:r>
-    </w:p>
-    <w:p>
-      <w:pPr>
-        <w:pStyle w:val="ListNumber"/>
-      </w:pPr>
-      <w:r>
-        <w:t>Repeat for all 6 files</w:t>
-      </w:r>
-    </w:p>
-    <w:p>
-      <w:r>
-        <w:t>All DataSources appear under the OCP group in the DataSource list.</w:t>
-      </w:r>
-    </w:p>
     <w:p>
       <w:pPr>
         <w:pStyle w:val="Heading2"/>
@@ -885,7 +1366,7 @@
     </w:p>
     <w:p>
       <w:r>
-        <w:t>If you already have a device for the Thanos Querier endpoint (e.g., from the KubeVirt or etcd suite), the OCP DataSources attach automatically using the same openshift.thanos.* properties. No additional configuration is needed.</w:t>
+        <w:t>If you already have a device for the Thanos Querier endpoint (e.g., from another suite), the new DataSources attach automatically once the PropertySource detects the component.</w:t>
       </w:r>
     </w:p>
     <w:p>
@@ -895,7 +1376,7 @@
     </w:p>
     <w:tbl>
       <w:tblPr>
-        <w:tblStyle w:val="LightGrid-Accent1"/>
+        <w:tblStyle w:val="TableGrid"/>
         <w:tblW w:type="auto" w:w="0"/>
         <w:tblLook w:firstColumn="1" w:firstRow="1" w:lastColumn="0" w:lastRow="0" w:noHBand="0" w:noVBand="1" w:val="04A0"/>
       </w:tblPr>
@@ -984,7 +1465,7 @@
           </w:tcPr>
           <w:p>
             <w:r>
-              <w:t>Thanos Querier route hostname from Step 1.1</w:t>
+              <w:t>Thanos Querier route hostname (from Step 1.1)</w:t>
             </w:r>
           </w:p>
         </w:tc>
@@ -1026,7 +1507,7 @@
           </w:tcPr>
           <w:p>
             <w:r>
-              <w:t>Bearer token from Step 1.3</w:t>
+              <w:t>Bearer token (from Step 1.3)</w:t>
             </w:r>
           </w:p>
         </w:tc>
@@ -1068,7 +1549,7 @@
           </w:tcPr>
           <w:p>
             <w:r>
-              <w:t>Only set if using a non-standard port</w:t>
+              <w:t>Thanos Querier port</w:t>
             </w:r>
           </w:p>
         </w:tc>
@@ -1110,7 +1591,7 @@
           </w:tcPr>
           <w:p>
             <w:r>
-              <w:t>Set to false only if not behind TLS</w:t>
+              <w:t>Use HTTPS</w:t>
             </w:r>
           </w:p>
         </w:tc>
@@ -1118,7 +1599,8 @@
     </w:tbl>
     <w:p>
       <w:r>
-        <w:t>Once both required properties are set, all 6 DataSources attach automatically via the appliesTo expression: openshift.thanos.host &amp;&amp; openshift.thanos.pass</w:t>
+        <w:br/>
+        <w:t>The PropertySource addCategory_OpenShift_Thanos auto-detects OCP and sets the appropriate system.categories on the device.</w:t>
       </w:r>
     </w:p>
     <w:p>
@@ -1147,7 +1629,7 @@
         <w:pStyle w:val="ListNumber"/>
       </w:pPr>
       <w:r>
-        <w:t>Under the DataSources tab, find OCP Operator Health</w:t>
+        <w:t>Under the Resources tab, find OCP Operator Health</w:t>
       </w:r>
     </w:p>
     <w:p>
@@ -1166,9 +1648,9 @@
         <w:t>Wait 1-2 minutes for instances to appear</w:t>
       </w:r>
     </w:p>
-    <w:p/>
     <w:p>
       <w:r>
+        <w:br/>
         <w:t>You should see:</w:t>
       </w:r>
     </w:p>
@@ -1177,7 +1659,7 @@
         <w:pStyle w:val="ListBullet"/>
       </w:pPr>
       <w:r>
-        <w:t>~30-35 operator instances on OCP Operator Health (one per ClusterOperator)</w:t>
+        <w:t>~30-35 operator instances on Operator Health</w:t>
       </w:r>
     </w:p>
     <w:p>
@@ -1185,7 +1667,7 @@
         <w:pStyle w:val="ListBullet"/>
       </w:pPr>
       <w:r>
-        <w:t>1 cluster instance on OCP Operator Overview, OCP Pod Health, and OCP API Server Performance</w:t>
+        <w:t>Per-node instances on Kubelet Health and Image Pull Health</w:t>
       </w:r>
     </w:p>
     <w:p>
@@ -1193,7 +1675,7 @@
         <w:pStyle w:val="ListBullet"/>
       </w:pPr>
       <w:r>
-        <w:t>One instance per node on OCP Image Pull Health, plus a Cluster Aggregate instance</w:t>
+        <w:t>Per-route instances on Ingress Latency</w:t>
       </w:r>
     </w:p>
     <w:p>
@@ -1201,7 +1683,15 @@
         <w:pStyle w:val="ListBullet"/>
       </w:pPr>
       <w:r>
-        <w:t>One instance per route on OCP Ingress Latency, grouped by namespace (e.g., openshift-console, openshift-monitoring)</w:t>
+        <w:t>Per-namespace instances on ResourceQuota Usage (if quotas are set)</w:t>
+      </w:r>
+    </w:p>
+    <w:p>
+      <w:pPr>
+        <w:pStyle w:val="ListBullet"/>
+      </w:pPr>
+      <w:r>
+        <w:t>Single cluster instances on remaining DataSources</w:t>
       </w:r>
     </w:p>
     <w:p>
@@ -1235,6 +1725,7 @@
     </w:p>
     <w:p>
       <w:r>
+        <w:br/>
         <w:t>Look for the exp field (Unix epoch timestamp).</w:t>
       </w:r>
     </w:p>
@@ -1253,7 +1744,8 @@
     </w:p>
     <w:p>
       <w:r>
-        <w:t>Update openshift.thanos.pass on the device in LogicMonitor. The Collector caches properties for 5-10 minutes. Data collection resumes automatically after the cache refreshes.</w:t>
+        <w:br/>
+        <w:t>Update openshift.thanos.pass on the device in LogicMonitor. Data collection resumes within 5-10 minutes.</w:t>
       </w:r>
     </w:p>
     <w:p>
@@ -1266,7 +1758,7 @@
     </w:p>
     <w:tbl>
       <w:tblPr>
-        <w:tblStyle w:val="LightGrid-Accent1"/>
+        <w:tblStyle w:val="TableGrid"/>
         <w:tblW w:type="auto" w:w="0"/>
         <w:tblLook w:firstColumn="1" w:firstRow="1" w:lastColumn="0" w:lastRow="0" w:noHBand="0" w:noVBand="1" w:val="04A0"/>
       </w:tblPr>
@@ -1314,7 +1806,7 @@
           </w:tcPr>
           <w:p>
             <w:r>
-              <w:t>DataSources not appearing on device</w:t>
+              <w:t>DataSources not appearing</w:t>
             </w:r>
           </w:p>
         </w:tc>
@@ -1324,7 +1816,7 @@
           </w:tcPr>
           <w:p>
             <w:r>
-              <w:t>Missing properties</w:t>
+              <w:t>Missing OpenShift_OCP category</w:t>
             </w:r>
           </w:p>
         </w:tc>
@@ -1334,7 +1826,7 @@
           </w:tcPr>
           <w:p>
             <w:r>
-              <w:t>Verify openshift.thanos.host and openshift.thanos.pass are both set as device properties.</w:t>
+              <w:t>Verify PropertySource ran: check system.categories on device</w:t>
             </w:r>
           </w:p>
         </w:tc>
@@ -1346,7 +1838,7 @@
           </w:tcPr>
           <w:p>
             <w:r>
-              <w:t>Operator Health discovers no instances</w:t>
+              <w:t>No operator instances</w:t>
             </w:r>
           </w:p>
         </w:tc>
@@ -1356,7 +1848,7 @@
           </w:tcPr>
           <w:p>
             <w:r>
-              <w:t>Not an OpenShift cluster</w:t>
+              <w:t>Cluster operator metrics not available</w:t>
             </w:r>
           </w:p>
         </w:tc>
@@ -1366,7 +1858,7 @@
           </w:tcPr>
           <w:p>
             <w:r>
-              <w:t>cluster_operator_conditions is OCP-specific. This DS does not work on vanilla Kubernetes.</w:t>
+              <w:t>Test with curl: cluster_operator_conditions query</w:t>
             </w:r>
           </w:p>
         </w:tc>
@@ -1378,7 +1870,7 @@
           </w:tcPr>
           <w:p>
             <w:r>
-              <w:t>Image Pull Health discovers no instances</w:t>
+              <w:t>Kubelet Health shows 0 nodes</w:t>
             </w:r>
           </w:p>
         </w:tc>
@@ -1388,7 +1880,7 @@
           </w:tcPr>
           <w:p>
             <w:r>
-              <w:t>Non-CRI-O runtime</w:t>
+              <w:t>kubelet_node_name metric not exposed</w:t>
             </w:r>
           </w:p>
         </w:tc>
@@ -1398,7 +1890,7 @@
           </w:tcPr>
           <w:p>
             <w:r>
-              <w:t>container_runtime_crio_image_pulls_success_total requires CRI-O. Clusters using containerd will not have this metric.</w:t>
+              <w:t>Verify kubelet metrics in Thanos</w:t>
             </w:r>
           </w:p>
         </w:tc>
@@ -1410,7 +1902,7 @@
           </w:tcPr>
           <w:p>
             <w:r>
-              <w:t>Ingress Latency discovers no instances</w:t>
+              <w:t>ResourceQuota shows 0 instances</w:t>
             </w:r>
           </w:p>
         </w:tc>
@@ -1420,7 +1912,7 @@
           </w:tcPr>
           <w:p>
             <w:r>
-              <w:t>Non-HAProxy ingress</w:t>
+              <w:t>No namespaces have quotas set</w:t>
             </w:r>
           </w:p>
         </w:tc>
@@ -1430,7 +1922,7 @@
           </w:tcPr>
           <w:p>
             <w:r>
-              <w:t>haproxy_server_up is specific to the OpenShift HAProxy router. Clusters using nginx-ingress will not have this metric.</w:t>
+              <w:t>Normal if no ResourceQuotas are defined</w:t>
             </w:r>
           </w:p>
         </w:tc>
@@ -1442,7 +1934,7 @@
           </w:tcPr>
           <w:p>
             <w:r>
-              <w:t>Pod Health shows all zeros</w:t>
+              <w:t>All values are 0</w:t>
             </w:r>
           </w:p>
         </w:tc>
@@ -1452,7 +1944,7 @@
           </w:tcPr>
           <w:p>
             <w:r>
-              <w:t>Healthy cluster</w:t>
+              <w:t>Token lacks permissions</w:t>
             </w:r>
           </w:p>
         </w:tc>
@@ -1462,71 +1954,7 @@
           </w:tcPr>
           <w:p>
             <w:r>
-              <w:t>Normal. The DS counts pods in error states. Zero means no pods are currently in those states.</w:t>
-            </w:r>
-          </w:p>
-        </w:tc>
-      </w:tr>
-      <w:tr>
-        <w:tc>
-          <w:tcPr>
-            <w:tcW w:type="dxa" w:w="2880"/>
-          </w:tcPr>
-          <w:p>
-            <w:r>
-              <w:t>HTTP 401 from Thanos</w:t>
-            </w:r>
-          </w:p>
-        </w:tc>
-        <w:tc>
-          <w:tcPr>
-            <w:tcW w:type="dxa" w:w="2880"/>
-          </w:tcPr>
-          <w:p>
-            <w:r>
-              <w:t>Token expired or invalid</w:t>
-            </w:r>
-          </w:p>
-        </w:tc>
-        <w:tc>
-          <w:tcPr>
-            <w:tcW w:type="dxa" w:w="2880"/>
-          </w:tcPr>
-          <w:p>
-            <w:r>
-              <w:t>Regenerate the token (see Token Rotation).</w:t>
-            </w:r>
-          </w:p>
-        </w:tc>
-      </w:tr>
-      <w:tr>
-        <w:tc>
-          <w:tcPr>
-            <w:tcW w:type="dxa" w:w="2880"/>
-          </w:tcPr>
-          <w:p>
-            <w:r>
-              <w:t>All zeros after token refresh</w:t>
-            </w:r>
-          </w:p>
-        </w:tc>
-        <w:tc>
-          <w:tcPr>
-            <w:tcW w:type="dxa" w:w="2880"/>
-          </w:tcPr>
-          <w:p>
-            <w:r>
-              <w:t>Property cache delay</w:t>
-            </w:r>
-          </w:p>
-        </w:tc>
-        <w:tc>
-          <w:tcPr>
-            <w:tcW w:type="dxa" w:w="2880"/>
-          </w:tcPr>
-          <w:p>
-            <w:r>
-              <w:t>Wait 5-10 minutes for the Collector property cache to refresh.</w:t>
+              <w:t>Verify token with curl test from Step 1</w:t>
             </w:r>
           </w:p>
         </w:tc>
@@ -1545,340 +1973,12 @@
         <w:pStyle w:val="Heading3"/>
       </w:pPr>
       <w:r>
-        <w:t>Operator Health (4 datapoints)</w:t>
+        <w:t>API Server Performance (8 datapoints)</w:t>
       </w:r>
     </w:p>
     <w:tbl>
       <w:tblPr>
-        <w:tblStyle w:val="LightGrid-Accent1"/>
-        <w:tblW w:type="auto" w:w="0"/>
-        <w:tblLook w:firstColumn="1" w:firstRow="1" w:lastColumn="0" w:lastRow="0" w:noHBand="0" w:noVBand="1" w:val="04A0"/>
-      </w:tblPr>
-      <w:tblGrid>
-        <w:gridCol w:w="2880"/>
-        <w:gridCol w:w="2880"/>
-        <w:gridCol w:w="2880"/>
-      </w:tblGrid>
-      <w:tr>
-        <w:tc>
-          <w:tcPr>
-            <w:tcW w:type="dxa" w:w="2880"/>
-          </w:tcPr>
-          <w:p>
-            <w:r>
-              <w:t>Metric</w:t>
-            </w:r>
-          </w:p>
-        </w:tc>
-        <w:tc>
-          <w:tcPr>
-            <w:tcW w:type="dxa" w:w="2880"/>
-          </w:tcPr>
-          <w:p>
-            <w:r>
-              <w:t>Description</w:t>
-            </w:r>
-          </w:p>
-        </w:tc>
-        <w:tc>
-          <w:tcPr>
-            <w:tcW w:type="dxa" w:w="2880"/>
-          </w:tcPr>
-          <w:p>
-            <w:r>
-              <w:t>Alert Threshold</w:t>
-            </w:r>
-          </w:p>
-        </w:tc>
-      </w:tr>
-      <w:tr>
-        <w:tc>
-          <w:tcPr>
-            <w:tcW w:type="dxa" w:w="2880"/>
-          </w:tcPr>
-          <w:p>
-            <w:r>
-              <w:t>available</w:t>
-            </w:r>
-          </w:p>
-        </w:tc>
-        <w:tc>
-          <w:tcPr>
-            <w:tcW w:type="dxa" w:w="2880"/>
-          </w:tcPr>
-          <w:p>
-            <w:r>
-              <w:t>1 if operator Available condition is true, 0 if unavailable</w:t>
-            </w:r>
-          </w:p>
-        </w:tc>
-        <w:tc>
-          <w:tcPr>
-            <w:tcW w:type="dxa" w:w="2880"/>
-          </w:tcPr>
-          <w:p>
-            <w:r>
-              <w:t>&lt; 1</w:t>
-            </w:r>
-          </w:p>
-        </w:tc>
-      </w:tr>
-      <w:tr>
-        <w:tc>
-          <w:tcPr>
-            <w:tcW w:type="dxa" w:w="2880"/>
-          </w:tcPr>
-          <w:p>
-            <w:r>
-              <w:t>degraded</w:t>
-            </w:r>
-          </w:p>
-        </w:tc>
-        <w:tc>
-          <w:tcPr>
-            <w:tcW w:type="dxa" w:w="2880"/>
-          </w:tcPr>
-          <w:p>
-            <w:r>
-              <w:t>1 if operator Degraded condition is true</w:t>
-            </w:r>
-          </w:p>
-        </w:tc>
-        <w:tc>
-          <w:tcPr>
-            <w:tcW w:type="dxa" w:w="2880"/>
-          </w:tcPr>
-          <w:p>
-            <w:r>
-              <w:t>&gt; 0</w:t>
-            </w:r>
-          </w:p>
-        </w:tc>
-      </w:tr>
-      <w:tr>
-        <w:tc>
-          <w:tcPr>
-            <w:tcW w:type="dxa" w:w="2880"/>
-          </w:tcPr>
-          <w:p>
-            <w:r>
-              <w:t>progressing</w:t>
-            </w:r>
-          </w:p>
-        </w:tc>
-        <w:tc>
-          <w:tcPr>
-            <w:tcW w:type="dxa" w:w="2880"/>
-          </w:tcPr>
-          <w:p>
-            <w:r>
-              <w:t>1 if operator Progressing condition is true</w:t>
-            </w:r>
-          </w:p>
-        </w:tc>
-        <w:tc>
-          <w:tcPr>
-            <w:tcW w:type="dxa" w:w="2880"/>
-          </w:tcPr>
-          <w:p>
-            <w:r>
-              <w:t>--</w:t>
-            </w:r>
-          </w:p>
-        </w:tc>
-      </w:tr>
-      <w:tr>
-        <w:tc>
-          <w:tcPr>
-            <w:tcW w:type="dxa" w:w="2880"/>
-          </w:tcPr>
-          <w:p>
-            <w:r>
-              <w:t>upgradeable</w:t>
-            </w:r>
-          </w:p>
-        </w:tc>
-        <w:tc>
-          <w:tcPr>
-            <w:tcW w:type="dxa" w:w="2880"/>
-          </w:tcPr>
-          <w:p>
-            <w:r>
-              <w:t>1 if operator Upgradeable condition is true</w:t>
-            </w:r>
-          </w:p>
-        </w:tc>
-        <w:tc>
-          <w:tcPr>
-            <w:tcW w:type="dxa" w:w="2880"/>
-          </w:tcPr>
-          <w:p>
-            <w:r>
-              <w:t>--</w:t>
-            </w:r>
-          </w:p>
-        </w:tc>
-      </w:tr>
-    </w:tbl>
-    <w:p>
-      <w:pPr>
-        <w:pStyle w:val="Heading3"/>
-      </w:pPr>
-      <w:r>
-        <w:t>Operator Overview (3 datapoints)</w:t>
-      </w:r>
-    </w:p>
-    <w:tbl>
-      <w:tblPr>
-        <w:tblStyle w:val="LightGrid-Accent1"/>
-        <w:tblW w:type="auto" w:w="0"/>
-        <w:tblLook w:firstColumn="1" w:firstRow="1" w:lastColumn="0" w:lastRow="0" w:noHBand="0" w:noVBand="1" w:val="04A0"/>
-      </w:tblPr>
-      <w:tblGrid>
-        <w:gridCol w:w="2880"/>
-        <w:gridCol w:w="2880"/>
-        <w:gridCol w:w="2880"/>
-      </w:tblGrid>
-      <w:tr>
-        <w:tc>
-          <w:tcPr>
-            <w:tcW w:type="dxa" w:w="2880"/>
-          </w:tcPr>
-          <w:p>
-            <w:r>
-              <w:t>Metric</w:t>
-            </w:r>
-          </w:p>
-        </w:tc>
-        <w:tc>
-          <w:tcPr>
-            <w:tcW w:type="dxa" w:w="2880"/>
-          </w:tcPr>
-          <w:p>
-            <w:r>
-              <w:t>Description</w:t>
-            </w:r>
-          </w:p>
-        </w:tc>
-        <w:tc>
-          <w:tcPr>
-            <w:tcW w:type="dxa" w:w="2880"/>
-          </w:tcPr>
-          <w:p>
-            <w:r>
-              <w:t>Alert Threshold</w:t>
-            </w:r>
-          </w:p>
-        </w:tc>
-      </w:tr>
-      <w:tr>
-        <w:tc>
-          <w:tcPr>
-            <w:tcW w:type="dxa" w:w="2880"/>
-          </w:tcPr>
-          <w:p>
-            <w:r>
-              <w:t>operators_degraded</w:t>
-            </w:r>
-          </w:p>
-        </w:tc>
-        <w:tc>
-          <w:tcPr>
-            <w:tcW w:type="dxa" w:w="2880"/>
-          </w:tcPr>
-          <w:p>
-            <w:r>
-              <w:t>Count of operators with Degraded=true</w:t>
-            </w:r>
-          </w:p>
-        </w:tc>
-        <w:tc>
-          <w:tcPr>
-            <w:tcW w:type="dxa" w:w="2880"/>
-          </w:tcPr>
-          <w:p>
-            <w:r>
-              <w:t>&gt; 0</w:t>
-            </w:r>
-          </w:p>
-        </w:tc>
-      </w:tr>
-      <w:tr>
-        <w:tc>
-          <w:tcPr>
-            <w:tcW w:type="dxa" w:w="2880"/>
-          </w:tcPr>
-          <w:p>
-            <w:r>
-              <w:t>operators_unavailable</w:t>
-            </w:r>
-          </w:p>
-        </w:tc>
-        <w:tc>
-          <w:tcPr>
-            <w:tcW w:type="dxa" w:w="2880"/>
-          </w:tcPr>
-          <w:p>
-            <w:r>
-              <w:t>Count of operators with Available=false</w:t>
-            </w:r>
-          </w:p>
-        </w:tc>
-        <w:tc>
-          <w:tcPr>
-            <w:tcW w:type="dxa" w:w="2880"/>
-          </w:tcPr>
-          <w:p>
-            <w:r>
-              <w:t>&gt; 0</w:t>
-            </w:r>
-          </w:p>
-        </w:tc>
-      </w:tr>
-      <w:tr>
-        <w:tc>
-          <w:tcPr>
-            <w:tcW w:type="dxa" w:w="2880"/>
-          </w:tcPr>
-          <w:p>
-            <w:r>
-              <w:t>operators_total</w:t>
-            </w:r>
-          </w:p>
-        </w:tc>
-        <w:tc>
-          <w:tcPr>
-            <w:tcW w:type="dxa" w:w="2880"/>
-          </w:tcPr>
-          <w:p>
-            <w:r>
-              <w:t>Total number of ClusterOperators</w:t>
-            </w:r>
-          </w:p>
-        </w:tc>
-        <w:tc>
-          <w:tcPr>
-            <w:tcW w:type="dxa" w:w="2880"/>
-          </w:tcPr>
-          <w:p>
-            <w:r>
-              <w:t>--</w:t>
-            </w:r>
-          </w:p>
-        </w:tc>
-      </w:tr>
-    </w:tbl>
-    <w:p>
-      <w:pPr>
-        <w:pStyle w:val="Heading3"/>
-      </w:pPr>
-      <w:r>
-        <w:t>API Server Performance (7 datapoints)</w:t>
-      </w:r>
-    </w:p>
-    <w:tbl>
-      <w:tblPr>
-        <w:tblStyle w:val="LightGrid-Accent1"/>
+        <w:tblStyle w:val="TableGrid"/>
         <w:tblW w:type="auto" w:w="0"/>
         <w:tblLook w:firstColumn="1" w:firstRow="1" w:lastColumn="0" w:lastRow="0" w:noHBand="0" w:noVBand="1" w:val="04A0"/>
       </w:tblPr>
@@ -1936,7 +2036,7 @@
           </w:tcPr>
           <w:p>
             <w:r>
-              <w:t>Total API requests per second</w:t>
+              <w:t>Total API requests/sec</w:t>
             </w:r>
           </w:p>
         </w:tc>
@@ -1968,7 +2068,7 @@
           </w:tcPr>
           <w:p>
             <w:r>
-              <w:t>5xx responses per second</w:t>
+              <w:t>5xx responses/sec</w:t>
             </w:r>
           </w:p>
         </w:tc>
@@ -1990,6 +2090,38 @@
           </w:tcPr>
           <w:p>
             <w:r>
+              <w:t>p95_latency_ms</w:t>
+            </w:r>
+          </w:p>
+        </w:tc>
+        <w:tc>
+          <w:tcPr>
+            <w:tcW w:type="dxa" w:w="2880"/>
+          </w:tcPr>
+          <w:p>
+            <w:r>
+              <w:t>Request latency p95 in ms</w:t>
+            </w:r>
+          </w:p>
+        </w:tc>
+        <w:tc>
+          <w:tcPr>
+            <w:tcW w:type="dxa" w:w="2880"/>
+          </w:tcPr>
+          <w:p>
+            <w:r>
+              <w:t>&gt; 1000</w:t>
+            </w:r>
+          </w:p>
+        </w:tc>
+      </w:tr>
+      <w:tr>
+        <w:tc>
+          <w:tcPr>
+            <w:tcW w:type="dxa" w:w="2880"/>
+          </w:tcPr>
+          <w:p>
+            <w:r>
               <w:t>p99_latency_ms</w:t>
             </w:r>
           </w:p>
@@ -2000,7 +2132,7 @@
           </w:tcPr>
           <w:p>
             <w:r>
-              <w:t>Request latency p99 in ms (excludes WATCH)</w:t>
+              <w:t>Request latency p99 in ms</w:t>
             </w:r>
           </w:p>
         </w:tc>
@@ -2032,7 +2164,7 @@
           </w:tcPr>
           <w:p>
             <w:r>
-              <w:t>Current in-flight mutating requests</w:t>
+              <w:t>In-flight mutating requests</w:t>
             </w:r>
           </w:p>
         </w:tc>
@@ -2064,7 +2196,7 @@
           </w:tcPr>
           <w:p>
             <w:r>
-              <w:t>Current in-flight read-only requests</w:t>
+              <w:t>In-flight read-only requests</w:t>
             </w:r>
           </w:p>
         </w:tc>
@@ -2096,7 +2228,7 @@
           </w:tcPr>
           <w:p>
             <w:r>
-              <w:t>Rate-limited 429 responses per second</w:t>
+              <w:t>Rate-limited 429 responses/sec</w:t>
             </w:r>
           </w:p>
         </w:tc>
@@ -2128,7 +2260,7 @@
           </w:tcPr>
           <w:p>
             <w:r>
-              <w:t>Terminated requests per second</w:t>
+              <w:t>Terminated requests/sec</w:t>
             </w:r>
           </w:p>
         </w:tc>
@@ -2149,12 +2281,12 @@
         <w:pStyle w:val="Heading3"/>
       </w:pPr>
       <w:r>
-        <w:t>Pod Health (7 datapoints)</w:t>
+        <w:t>Kubelet Health (7 datapoints)</w:t>
       </w:r>
     </w:p>
     <w:tbl>
       <w:tblPr>
-        <w:tblStyle w:val="LightGrid-Accent1"/>
+        <w:tblStyle w:val="TableGrid"/>
         <w:tblW w:type="auto" w:w="0"/>
         <w:tblLook w:firstColumn="1" w:firstRow="1" w:lastColumn="0" w:lastRow="0" w:noHBand="0" w:noVBand="1" w:val="04A0"/>
       </w:tblPr>
@@ -2202,7 +2334,7 @@
           </w:tcPr>
           <w:p>
             <w:r>
-              <w:t>pods_crashloopbackoff</w:t>
+              <w:t>pleg_relist_p99_ms</w:t>
             </w:r>
           </w:p>
         </w:tc>
@@ -2212,7 +2344,39 @@
           </w:tcPr>
           <w:p>
             <w:r>
-              <w:t>Pods in CrashLoopBackOff state</w:t>
+              <w:t>PLEG relist interval p99 in ms</w:t>
+            </w:r>
+          </w:p>
+        </w:tc>
+        <w:tc>
+          <w:tcPr>
+            <w:tcW w:type="dxa" w:w="2880"/>
+          </w:tcPr>
+          <w:p>
+            <w:r>
+              <w:t>&gt; 5000</w:t>
+            </w:r>
+          </w:p>
+        </w:tc>
+      </w:tr>
+      <w:tr>
+        <w:tc>
+          <w:tcPr>
+            <w:tcW w:type="dxa" w:w="2880"/>
+          </w:tcPr>
+          <w:p>
+            <w:r>
+              <w:t>runtime_errors_rate</w:t>
+            </w:r>
+          </w:p>
+        </w:tc>
+        <w:tc>
+          <w:tcPr>
+            <w:tcW w:type="dxa" w:w="2880"/>
+          </w:tcPr>
+          <w:p>
+            <w:r>
+              <w:t>Container runtime errors/sec</w:t>
             </w:r>
           </w:p>
         </w:tc>
@@ -2234,7 +2398,7 @@
           </w:tcPr>
           <w:p>
             <w:r>
-              <w:t>pods_imagepullbackoff</w:t>
+              <w:t>pod_start_p99_ms</w:t>
             </w:r>
           </w:p>
         </w:tc>
@@ -2244,7 +2408,103 @@
           </w:tcPr>
           <w:p>
             <w:r>
-              <w:t>Pods in ImagePullBackOff state</w:t>
+              <w:t>Pod startup latency p99 in ms</w:t>
+            </w:r>
+          </w:p>
+        </w:tc>
+        <w:tc>
+          <w:tcPr>
+            <w:tcW w:type="dxa" w:w="2880"/>
+          </w:tcPr>
+          <w:p>
+            <w:r>
+              <w:t>&gt; 30000</w:t>
+            </w:r>
+          </w:p>
+        </w:tc>
+      </w:tr>
+      <w:tr>
+        <w:tc>
+          <w:tcPr>
+            <w:tcW w:type="dxa" w:w="2880"/>
+          </w:tcPr>
+          <w:p>
+            <w:r>
+              <w:t>running_pods</w:t>
+            </w:r>
+          </w:p>
+        </w:tc>
+        <w:tc>
+          <w:tcPr>
+            <w:tcW w:type="dxa" w:w="2880"/>
+          </w:tcPr>
+          <w:p>
+            <w:r>
+              <w:t>Running pods on node</w:t>
+            </w:r>
+          </w:p>
+        </w:tc>
+        <w:tc>
+          <w:tcPr>
+            <w:tcW w:type="dxa" w:w="2880"/>
+          </w:tcPr>
+          <w:p>
+            <w:r>
+              <w:t>--</w:t>
+            </w:r>
+          </w:p>
+        </w:tc>
+      </w:tr>
+      <w:tr>
+        <w:tc>
+          <w:tcPr>
+            <w:tcW w:type="dxa" w:w="2880"/>
+          </w:tcPr>
+          <w:p>
+            <w:r>
+              <w:t>running_containers</w:t>
+            </w:r>
+          </w:p>
+        </w:tc>
+        <w:tc>
+          <w:tcPr>
+            <w:tcW w:type="dxa" w:w="2880"/>
+          </w:tcPr>
+          <w:p>
+            <w:r>
+              <w:t>Running containers on node</w:t>
+            </w:r>
+          </w:p>
+        </w:tc>
+        <w:tc>
+          <w:tcPr>
+            <w:tcW w:type="dxa" w:w="2880"/>
+          </w:tcPr>
+          <w:p>
+            <w:r>
+              <w:t>--</w:t>
+            </w:r>
+          </w:p>
+        </w:tc>
+      </w:tr>
+      <w:tr>
+        <w:tc>
+          <w:tcPr>
+            <w:tcW w:type="dxa" w:w="2880"/>
+          </w:tcPr>
+          <w:p>
+            <w:r>
+              <w:t>evictions_rate</w:t>
+            </w:r>
+          </w:p>
+        </w:tc>
+        <w:tc>
+          <w:tcPr>
+            <w:tcW w:type="dxa" w:w="2880"/>
+          </w:tcPr>
+          <w:p>
+            <w:r>
+              <w:t>Pod evictions/sec</w:t>
             </w:r>
           </w:p>
         </w:tc>
@@ -2266,7 +2526,7 @@
           </w:tcPr>
           <w:p>
             <w:r>
-              <w:t>pods_errimagepull</w:t>
+              <w:t>cert_ttl_seconds</w:t>
             </w:r>
           </w:p>
         </w:tc>
@@ -2276,591 +2536,7 @@
           </w:tcPr>
           <w:p>
             <w:r>
-              <w:t>Pods in ErrImagePull state</w:t>
-            </w:r>
-          </w:p>
-        </w:tc>
-        <w:tc>
-          <w:tcPr>
-            <w:tcW w:type="dxa" w:w="2880"/>
-          </w:tcPr>
-          <w:p>
-            <w:r>
-              <w:t>&gt; 0</w:t>
-            </w:r>
-          </w:p>
-        </w:tc>
-      </w:tr>
-      <w:tr>
-        <w:tc>
-          <w:tcPr>
-            <w:tcW w:type="dxa" w:w="2880"/>
-          </w:tcPr>
-          <w:p>
-            <w:r>
-              <w:t>pods_oomkilled</w:t>
-            </w:r>
-          </w:p>
-        </w:tc>
-        <w:tc>
-          <w:tcPr>
-            <w:tcW w:type="dxa" w:w="2880"/>
-          </w:tcPr>
-          <w:p>
-            <w:r>
-              <w:t>Pods with OOMKilled last termination</w:t>
-            </w:r>
-          </w:p>
-        </w:tc>
-        <w:tc>
-          <w:tcPr>
-            <w:tcW w:type="dxa" w:w="2880"/>
-          </w:tcPr>
-          <w:p>
-            <w:r>
-              <w:t>&gt; 0</w:t>
-            </w:r>
-          </w:p>
-        </w:tc>
-      </w:tr>
-      <w:tr>
-        <w:tc>
-          <w:tcPr>
-            <w:tcW w:type="dxa" w:w="2880"/>
-          </w:tcPr>
-          <w:p>
-            <w:r>
-              <w:t>pods_pending</w:t>
-            </w:r>
-          </w:p>
-        </w:tc>
-        <w:tc>
-          <w:tcPr>
-            <w:tcW w:type="dxa" w:w="2880"/>
-          </w:tcPr>
-          <w:p>
-            <w:r>
-              <w:t>Pods in Pending phase</w:t>
-            </w:r>
-          </w:p>
-        </w:tc>
-        <w:tc>
-          <w:tcPr>
-            <w:tcW w:type="dxa" w:w="2880"/>
-          </w:tcPr>
-          <w:p>
-            <w:r>
-              <w:t>&gt; 5</w:t>
-            </w:r>
-          </w:p>
-        </w:tc>
-      </w:tr>
-      <w:tr>
-        <w:tc>
-          <w:tcPr>
-            <w:tcW w:type="dxa" w:w="2880"/>
-          </w:tcPr>
-          <w:p>
-            <w:r>
-              <w:t>pods_failed</w:t>
-            </w:r>
-          </w:p>
-        </w:tc>
-        <w:tc>
-          <w:tcPr>
-            <w:tcW w:type="dxa" w:w="2880"/>
-          </w:tcPr>
-          <w:p>
-            <w:r>
-              <w:t>Pods in Failed phase</w:t>
-            </w:r>
-          </w:p>
-        </w:tc>
-        <w:tc>
-          <w:tcPr>
-            <w:tcW w:type="dxa" w:w="2880"/>
-          </w:tcPr>
-          <w:p>
-            <w:r>
-              <w:t>&gt; 0</w:t>
-            </w:r>
-          </w:p>
-        </w:tc>
-      </w:tr>
-      <w:tr>
-        <w:tc>
-          <w:tcPr>
-            <w:tcW w:type="dxa" w:w="2880"/>
-          </w:tcPr>
-          <w:p>
-            <w:r>
-              <w:t>pods_createcontainererror</w:t>
-            </w:r>
-          </w:p>
-        </w:tc>
-        <w:tc>
-          <w:tcPr>
-            <w:tcW w:type="dxa" w:w="2880"/>
-          </w:tcPr>
-          <w:p>
-            <w:r>
-              <w:t>Pods in CreateContainerConfigError state</w:t>
-            </w:r>
-          </w:p>
-        </w:tc>
-        <w:tc>
-          <w:tcPr>
-            <w:tcW w:type="dxa" w:w="2880"/>
-          </w:tcPr>
-          <w:p>
-            <w:r>
-              <w:t>&gt; 0</w:t>
-            </w:r>
-          </w:p>
-        </w:tc>
-      </w:tr>
-    </w:tbl>
-    <w:p>
-      <w:pPr>
-        <w:pStyle w:val="Heading3"/>
-      </w:pPr>
-      <w:r>
-        <w:t>Image Pull Health (5 datapoints)</w:t>
-      </w:r>
-    </w:p>
-    <w:tbl>
-      <w:tblPr>
-        <w:tblStyle w:val="LightGrid-Accent1"/>
-        <w:tblW w:type="auto" w:w="0"/>
-        <w:tblLook w:firstColumn="1" w:firstRow="1" w:lastColumn="0" w:lastRow="0" w:noHBand="0" w:noVBand="1" w:val="04A0"/>
-      </w:tblPr>
-      <w:tblGrid>
-        <w:gridCol w:w="2880"/>
-        <w:gridCol w:w="2880"/>
-        <w:gridCol w:w="2880"/>
-      </w:tblGrid>
-      <w:tr>
-        <w:tc>
-          <w:tcPr>
-            <w:tcW w:type="dxa" w:w="2880"/>
-          </w:tcPr>
-          <w:p>
-            <w:r>
-              <w:t>Metric</w:t>
-            </w:r>
-          </w:p>
-        </w:tc>
-        <w:tc>
-          <w:tcPr>
-            <w:tcW w:type="dxa" w:w="2880"/>
-          </w:tcPr>
-          <w:p>
-            <w:r>
-              <w:t>Description</w:t>
-            </w:r>
-          </w:p>
-        </w:tc>
-        <w:tc>
-          <w:tcPr>
-            <w:tcW w:type="dxa" w:w="2880"/>
-          </w:tcPr>
-          <w:p>
-            <w:r>
-              <w:t>Alert Threshold</w:t>
-            </w:r>
-          </w:p>
-        </w:tc>
-      </w:tr>
-      <w:tr>
-        <w:tc>
-          <w:tcPr>
-            <w:tcW w:type="dxa" w:w="2880"/>
-          </w:tcPr>
-          <w:p>
-            <w:r>
-              <w:t>pull_success_rate</w:t>
-            </w:r>
-          </w:p>
-        </w:tc>
-        <w:tc>
-          <w:tcPr>
-            <w:tcW w:type="dxa" w:w="2880"/>
-          </w:tcPr>
-          <w:p>
-            <w:r>
-              <w:t>Image pulls succeeded per second (per-node)</w:t>
-            </w:r>
-          </w:p>
-        </w:tc>
-        <w:tc>
-          <w:tcPr>
-            <w:tcW w:type="dxa" w:w="2880"/>
-          </w:tcPr>
-          <w:p>
-            <w:r>
-              <w:t>--</w:t>
-            </w:r>
-          </w:p>
-        </w:tc>
-      </w:tr>
-      <w:tr>
-        <w:tc>
-          <w:tcPr>
-            <w:tcW w:type="dxa" w:w="2880"/>
-          </w:tcPr>
-          <w:p>
-            <w:r>
-              <w:t>pull_failure_rate</w:t>
-            </w:r>
-          </w:p>
-        </w:tc>
-        <w:tc>
-          <w:tcPr>
-            <w:tcW w:type="dxa" w:w="2880"/>
-          </w:tcPr>
-          <w:p>
-            <w:r>
-              <w:t>Image pulls failed per second (per-node)</w:t>
-            </w:r>
-          </w:p>
-        </w:tc>
-        <w:tc>
-          <w:tcPr>
-            <w:tcW w:type="dxa" w:w="2880"/>
-          </w:tcPr>
-          <w:p>
-            <w:r>
-              <w:t>&gt; 0</w:t>
-            </w:r>
-          </w:p>
-        </w:tc>
-      </w:tr>
-      <w:tr>
-        <w:tc>
-          <w:tcPr>
-            <w:tcW w:type="dxa" w:w="2880"/>
-          </w:tcPr>
-          <w:p>
-            <w:r>
-              <w:t>pull_duration_p99_ms</w:t>
-            </w:r>
-          </w:p>
-        </w:tc>
-        <w:tc>
-          <w:tcPr>
-            <w:tcW w:type="dxa" w:w="2880"/>
-          </w:tcPr>
-          <w:p>
-            <w:r>
-              <w:t>Image pull duration p99 in ms (per-node)</w:t>
-            </w:r>
-          </w:p>
-        </w:tc>
-        <w:tc>
-          <w:tcPr>
-            <w:tcW w:type="dxa" w:w="2880"/>
-          </w:tcPr>
-          <w:p>
-            <w:r>
-              <w:t>&gt; 30000</w:t>
-            </w:r>
-          </w:p>
-        </w:tc>
-      </w:tr>
-      <w:tr>
-        <w:tc>
-          <w:tcPr>
-            <w:tcW w:type="dxa" w:w="2880"/>
-          </w:tcPr>
-          <w:p>
-            <w:r>
-              <w:t>cluster_pull_failures</w:t>
-            </w:r>
-          </w:p>
-        </w:tc>
-        <w:tc>
-          <w:tcPr>
-            <w:tcW w:type="dxa" w:w="2880"/>
-          </w:tcPr>
-          <w:p>
-            <w:r>
-              <w:t>Total pull failures per second cluster-wide</w:t>
-            </w:r>
-          </w:p>
-        </w:tc>
-        <w:tc>
-          <w:tcPr>
-            <w:tcW w:type="dxa" w:w="2880"/>
-          </w:tcPr>
-          <w:p>
-            <w:r>
-              <w:t>&gt; 0</w:t>
-            </w:r>
-          </w:p>
-        </w:tc>
-      </w:tr>
-      <w:tr>
-        <w:tc>
-          <w:tcPr>
-            <w:tcW w:type="dxa" w:w="2880"/>
-          </w:tcPr>
-          <w:p>
-            <w:r>
-              <w:t>cluster_imagepullbackoff</w:t>
-            </w:r>
-          </w:p>
-        </w:tc>
-        <w:tc>
-          <w:tcPr>
-            <w:tcW w:type="dxa" w:w="2880"/>
-          </w:tcPr>
-          <w:p>
-            <w:r>
-              <w:t>Pods in ImagePullBackOff state cluster-wide</w:t>
-            </w:r>
-          </w:p>
-        </w:tc>
-        <w:tc>
-          <w:tcPr>
-            <w:tcW w:type="dxa" w:w="2880"/>
-          </w:tcPr>
-          <w:p>
-            <w:r>
-              <w:t>&gt; 0</w:t>
-            </w:r>
-          </w:p>
-        </w:tc>
-      </w:tr>
-    </w:tbl>
-    <w:p>
-      <w:pPr>
-        <w:pStyle w:val="Heading3"/>
-      </w:pPr>
-      <w:r>
-        <w:t>Ingress Latency (6 datapoints)</w:t>
-      </w:r>
-    </w:p>
-    <w:tbl>
-      <w:tblPr>
-        <w:tblStyle w:val="LightGrid-Accent1"/>
-        <w:tblW w:type="auto" w:w="0"/>
-        <w:tblLook w:firstColumn="1" w:firstRow="1" w:lastColumn="0" w:lastRow="0" w:noHBand="0" w:noVBand="1" w:val="04A0"/>
-      </w:tblPr>
-      <w:tblGrid>
-        <w:gridCol w:w="2880"/>
-        <w:gridCol w:w="2880"/>
-        <w:gridCol w:w="2880"/>
-      </w:tblGrid>
-      <w:tr>
-        <w:tc>
-          <w:tcPr>
-            <w:tcW w:type="dxa" w:w="2880"/>
-          </w:tcPr>
-          <w:p>
-            <w:r>
-              <w:t>Metric</w:t>
-            </w:r>
-          </w:p>
-        </w:tc>
-        <w:tc>
-          <w:tcPr>
-            <w:tcW w:type="dxa" w:w="2880"/>
-          </w:tcPr>
-          <w:p>
-            <w:r>
-              <w:t>Description</w:t>
-            </w:r>
-          </w:p>
-        </w:tc>
-        <w:tc>
-          <w:tcPr>
-            <w:tcW w:type="dxa" w:w="2880"/>
-          </w:tcPr>
-          <w:p>
-            <w:r>
-              <w:t>Alert Threshold</w:t>
-            </w:r>
-          </w:p>
-        </w:tc>
-      </w:tr>
-      <w:tr>
-        <w:tc>
-          <w:tcPr>
-            <w:tcW w:type="dxa" w:w="2880"/>
-          </w:tcPr>
-          <w:p>
-            <w:r>
-              <w:t>request_rate</w:t>
-            </w:r>
-          </w:p>
-        </w:tc>
-        <w:tc>
-          <w:tcPr>
-            <w:tcW w:type="dxa" w:w="2880"/>
-          </w:tcPr>
-          <w:p>
-            <w:r>
-              <w:t>Total requests per second for this route</w:t>
-            </w:r>
-          </w:p>
-        </w:tc>
-        <w:tc>
-          <w:tcPr>
-            <w:tcW w:type="dxa" w:w="2880"/>
-          </w:tcPr>
-          <w:p>
-            <w:r>
-              <w:t>--</w:t>
-            </w:r>
-          </w:p>
-        </w:tc>
-      </w:tr>
-      <w:tr>
-        <w:tc>
-          <w:tcPr>
-            <w:tcW w:type="dxa" w:w="2880"/>
-          </w:tcPr>
-          <w:p>
-            <w:r>
-              <w:t>error_rate_5xx</w:t>
-            </w:r>
-          </w:p>
-        </w:tc>
-        <w:tc>
-          <w:tcPr>
-            <w:tcW w:type="dxa" w:w="2880"/>
-          </w:tcPr>
-          <w:p>
-            <w:r>
-              <w:t>5xx responses per second</w:t>
-            </w:r>
-          </w:p>
-        </w:tc>
-        <w:tc>
-          <w:tcPr>
-            <w:tcW w:type="dxa" w:w="2880"/>
-          </w:tcPr>
-          <w:p>
-            <w:r>
-              <w:t>&gt; 10</w:t>
-            </w:r>
-          </w:p>
-        </w:tc>
-      </w:tr>
-      <w:tr>
-        <w:tc>
-          <w:tcPr>
-            <w:tcW w:type="dxa" w:w="2880"/>
-          </w:tcPr>
-          <w:p>
-            <w:r>
-              <w:t>response_time_avg_ms</w:t>
-            </w:r>
-          </w:p>
-        </w:tc>
-        <w:tc>
-          <w:tcPr>
-            <w:tcW w:type="dxa" w:w="2880"/>
-          </w:tcPr>
-          <w:p>
-            <w:r>
-              <w:t>Average backend response time in ms</w:t>
-            </w:r>
-          </w:p>
-        </w:tc>
-        <w:tc>
-          <w:tcPr>
-            <w:tcW w:type="dxa" w:w="2880"/>
-          </w:tcPr>
-          <w:p>
-            <w:r>
-              <w:t>&gt; 5000</w:t>
-            </w:r>
-          </w:p>
-        </w:tc>
-      </w:tr>
-      <w:tr>
-        <w:tc>
-          <w:tcPr>
-            <w:tcW w:type="dxa" w:w="2880"/>
-          </w:tcPr>
-          <w:p>
-            <w:r>
-              <w:t>connection_errors</w:t>
-            </w:r>
-          </w:p>
-        </w:tc>
-        <w:tc>
-          <w:tcPr>
-            <w:tcW w:type="dxa" w:w="2880"/>
-          </w:tcPr>
-          <w:p>
-            <w:r>
-              <w:t>Backend connection errors per second</w:t>
-            </w:r>
-          </w:p>
-        </w:tc>
-        <w:tc>
-          <w:tcPr>
-            <w:tcW w:type="dxa" w:w="2880"/>
-          </w:tcPr>
-          <w:p>
-            <w:r>
-              <w:t>&gt; 0</w:t>
-            </w:r>
-          </w:p>
-        </w:tc>
-      </w:tr>
-      <w:tr>
-        <w:tc>
-          <w:tcPr>
-            <w:tcW w:type="dxa" w:w="2880"/>
-          </w:tcPr>
-          <w:p>
-            <w:r>
-              <w:t>backend_up</w:t>
-            </w:r>
-          </w:p>
-        </w:tc>
-        <w:tc>
-          <w:tcPr>
-            <w:tcW w:type="dxa" w:w="2880"/>
-          </w:tcPr>
-          <w:p>
-            <w:r>
-              <w:t>Backend server status (1=up, 0=down)</w:t>
-            </w:r>
-          </w:p>
-        </w:tc>
-        <w:tc>
-          <w:tcPr>
-            <w:tcW w:type="dxa" w:w="2880"/>
-          </w:tcPr>
-          <w:p>
-            <w:r>
-              <w:t>&lt; 1</w:t>
-            </w:r>
-          </w:p>
-        </w:tc>
-      </w:tr>
-      <w:tr>
-        <w:tc>
-          <w:tcPr>
-            <w:tcW w:type="dxa" w:w="2880"/>
-          </w:tcPr>
-          <w:p>
-            <w:r>
-              <w:t>active_sessions</w:t>
-            </w:r>
-          </w:p>
-        </w:tc>
-        <w:tc>
-          <w:tcPr>
-            <w:tcW w:type="dxa" w:w="2880"/>
-          </w:tcPr>
-          <w:p>
-            <w:r>
-              <w:t>Current active sessions for this route</w:t>
+              <w:t>Kubelet certificate TTL</w:t>
             </w:r>
           </w:p>
         </w:tc>
@@ -3249,10 +2925,6 @@
     <w:name w:val="Normal"/>
     <w:qFormat/>
     <w:rsid w:val="00FC693F"/>
-    <w:rPr>
-      <w:rFonts w:ascii="Calibri" w:hAnsi="Calibri"/>
-      <w:sz w:val="22"/>
-    </w:rPr>
   </w:style>
   <w:style w:type="paragraph" w:styleId="Header">
     <w:name w:val="header"/>
